--- a/bases/Wim_Fo/projects/IMDEV-Я Оптимизация Аванкор Фронт-офис/Замеры_ФО_обычное/ИТТест_2_ФОобычное.docx
+++ b/bases/Wim_Fo/projects/IMDEV-Я Оптимизация Аванкор Фронт-офис/Замеры_ФО_обычное/ИТТест_2_ФОобычное.docx
@@ -51,7 +51,8 @@
       </w:pPr>
       <w:r>
         <w:rPr>
-          <w:lang w:val="ru-RU"/>
+          <w:noProof/>
+          <w:lang w:val="ru-RU" w:eastAsia="ru-RU"/>
         </w:rPr>
         <w:drawing>
           <wp:inline distT="0" distB="0" distL="0" distR="0" wp14:anchorId="4812A59F" wp14:editId="693275AD">
@@ -125,7 +126,8 @@
       </w:pPr>
       <w:r>
         <w:rPr>
-          <w:lang w:val="ru-RU"/>
+          <w:noProof/>
+          <w:lang w:val="ru-RU" w:eastAsia="ru-RU"/>
         </w:rPr>
         <w:drawing>
           <wp:inline distT="0" distB="0" distL="0" distR="0" wp14:anchorId="515E2FAD" wp14:editId="5CCEE2FC">
@@ -222,8 +224,6 @@
         </w:rPr>
         <w:t>================</w:t>
       </w:r>
-      <w:bookmarkStart w:id="0" w:name="_GoBack"/>
-      <w:bookmarkEnd w:id="0"/>
     </w:p>
     <w:p>
       <w:pPr>
@@ -247,7 +247,8 @@
       </w:pPr>
       <w:r>
         <w:rPr>
-          <w:lang w:val="ru-RU"/>
+          <w:noProof/>
+          <w:lang w:val="ru-RU" w:eastAsia="ru-RU"/>
         </w:rPr>
         <w:drawing>
           <wp:inline distT="0" distB="0" distL="0" distR="0" wp14:anchorId="03EA6702" wp14:editId="37A72EC5">
@@ -292,6 +293,54 @@
           <w:lang w:val="ru-RU"/>
         </w:rPr>
       </w:pPr>
+      <w:r>
+        <w:rPr>
+          <w:highlight w:val="red"/>
+          <w:lang w:val="ru-RU"/>
+        </w:rPr>
+        <w:t xml:space="preserve">======================= надо </w:t>
+      </w:r>
+      <w:proofErr w:type="spellStart"/>
+      <w:r>
+        <w:rPr>
+          <w:highlight w:val="red"/>
+          <w:lang w:val="ru-RU"/>
+        </w:rPr>
+        <w:t>паралельно</w:t>
+      </w:r>
+      <w:proofErr w:type="spellEnd"/>
+      <w:r>
+        <w:rPr>
+          <w:highlight w:val="red"/>
+          <w:lang w:val="ru-RU"/>
+        </w:rPr>
+        <w:t xml:space="preserve"> не делать было с ФО </w:t>
+      </w:r>
+      <w:proofErr w:type="gramStart"/>
+      <w:r>
+        <w:rPr>
+          <w:highlight w:val="red"/>
+          <w:lang w:val="ru-RU"/>
+        </w:rPr>
+        <w:t>розно  =</w:t>
+      </w:r>
+      <w:proofErr w:type="gramEnd"/>
+      <w:r>
+        <w:rPr>
+          <w:highlight w:val="red"/>
+          <w:lang w:val="ru-RU"/>
+        </w:rPr>
+        <w:t>================</w:t>
+      </w:r>
+    </w:p>
+    <w:p>
+      <w:pPr>
+        <w:rPr>
+          <w:lang w:val="ru-RU"/>
+        </w:rPr>
+      </w:pPr>
+      <w:bookmarkStart w:id="0" w:name="_GoBack"/>
+      <w:bookmarkEnd w:id="0"/>
     </w:p>
     <w:sectPr>
       <w:pgSz w:w="12240" w:h="15840"/>
